--- a/RPA/12_课件教师答案对照手册_v1.9_20260908.docx
+++ b/RPA/12_课件教师答案对照手册_v1.9_20260908.docx
@@ -1392,7 +1392,7 @@
           </w:tcPr>
           <w:p>
             <w:r>
-              <w:t>没做作业？领张卡，照样拼 ｜ 备用卡图纸：打印20张5.4/奶茶2杯12/食堂4份48/苹果4斤12</w:t>
+              <w:t>没做作业？领张卡，照样拼 ｜ 备用卡四张带三个数答案：打印10/20/50张=3/5.4/13.5元；奶茶2/4/6杯=12/24/36元；食堂4/5/10份=48/60/120元；开水房10/50/100壶=1/5/10元</w:t>
             </w:r>
           </w:p>
         </w:tc>
@@ -1600,7 +1600,7 @@
           </w:tcPr>
           <w:p>
             <w:r>
-              <w:t>没做作业？领张卡，照样拼 ｜ 备用卡：打印3次问打几张/奶茶问买几杯/食堂问买几份/开水房问打几壶</w:t>
+              <w:t>没做作业？领张卡，照样拼 ｜ 备用卡四张带三个数答案（同16㉔）：打印10/20/50张=3/5.4/13.5元等</w:t>
             </w:r>
           </w:p>
         </w:tc>
@@ -8611,7 +8611,7 @@
           </w:tcPr>
           <w:p>
             <w:r>
-              <w:t>发了作业的直接过；没发的抽备用卡照参数拼，照样给分</w:t>
+              <w:t>发了作业的直接过；没发的抽备用卡照卡拼、先猜再跑三个数</w:t>
             </w:r>
           </w:p>
         </w:tc>
@@ -8623,7 +8623,7 @@
             <w:r>
               <w:t>【开放·言之有理即可】</w:t>
               <w:br/>
-              <w:t>备用卡参数（老师印发用）：①打印 0.3 元/张，满 5 元打 9 折——问打 20 张几元（5.4）②奶茶 8 元/杯，第二杯半价——问买 2 杯几元（12）③食堂套餐 12 元/份——问买 4 份几元（48）④苹果 3 元/斤——问买 4 斤几元（12）</w:t>
+              <w:t>四张卡上印的是这些（老师念给你听也行）：打印店——单张 0.3 元，满 5 元打 9 折，软件问「打几张?」：10 张＝3 元、20 张＝5.4 元、50 张＝13.5 元｜奶茶店——8 元一杯，第二杯半价，问「买几杯?」：2 杯＝12 元、4 杯＝24 元、6 杯＝36 元｜食堂——套餐 12 元一份，问「买几份?」：4 份＝48 元、5 份＝60 元、10 份＝120 元｜开水房——0.1 元一壶，问「打几壶?」：10 壶＝1 元、50 壶＝5 元、100 壶＝10 元</w:t>
             </w:r>
           </w:p>
         </w:tc>
@@ -8633,7 +8633,7 @@
           </w:tcPr>
           <w:p>
             <w:r>
-              <w:t>备用卡参数印在 rv 里——投影抄也行；课堂不等作业，债课后补</w:t>
+              <w:t>四张卡带三个数和答案：打印10/20/50张=3/5.4/13.5元、奶茶2/4/6杯=12/24/36元、食堂4/5/10份=48/60/120元、开水房10/50/100壶=1/5/10元；课堂不等作业</w:t>
             </w:r>
           </w:p>
         </w:tc>
@@ -9664,7 +9664,7 @@
           </w:tcPr>
           <w:p>
             <w:r>
-              <w:t>✍️ 记录册「暂停点㉘」：我抽的卡是＿＿ → 猜/实际填在旁边</w:t>
+              <w:t>✍️ 记录册「暂停点㉘」：我抽的卡是＿＿ → 三个数的猜/实际填在旁边</w:t>
             </w:r>
           </w:p>
         </w:tc>
@@ -9674,7 +9674,7 @@
           </w:tcPr>
           <w:p>
             <w:r>
-              <w:t>做了的直接过；没发的抽备用卡先猜再跑，照样给分</w:t>
+              <w:t>做了的直接过；没发的抽备用卡，照卡做「问一句算总价」的计算器、先猜再跑三个数</w:t>
             </w:r>
           </w:p>
         </w:tc>
@@ -9686,7 +9686,7 @@
             <w:r>
               <w:t>【开放·言之有理即可】</w:t>
               <w:br/>
-              <w:t>备用卡参数（老师印发用，问句印在卡上）：①打印 0.3 元/张满 5 元 9 折——跑 3 次，每次问「打几张?」②奶茶 8 元/杯第二杯半价——每次问「买几杯?」③食堂套餐 12 元/份——每次问「买几份?」④开水房 0.1 元/壶——每次问「打几壶?」</w:t>
+              <w:t>四张卡上印的是这些（老师念给你听也行）：打印店——单张 0.3 元，满 5 元打 9 折，软件问「打几张?」：10 张＝3 元、20 张＝5.4 元、50 张＝13.5 元｜奶茶店——8 元一杯，第二杯半价，问「买几杯?」：2 杯＝12 元、4 杯＝24 元、6 杯＝36 元｜食堂——套餐 12 元一份，问「买几份?」：4 份＝48 元、5 份＝60 元、10 份＝120 元｜开水房——0.1 元一壶，问「打几壶?」：10 壶＝1 元、50 壶＝5 元、100 壶＝10 元</w:t>
             </w:r>
           </w:p>
         </w:tc>
@@ -9696,7 +9696,7 @@
           </w:tcPr>
           <w:p>
             <w:r>
-              <w:t>四套参数复用 16 的卡只改问句，印死在 rv；课堂不等作业</w:t>
+              <w:t>四张卡带三个数和答案（同 16 ㉔）：打印 10/20/50 张=3/5.4/13.5 元等；课堂不等作业</w:t>
             </w:r>
           </w:p>
         </w:tc>
@@ -9718,7 +9718,7 @@
           </w:tcPr>
           <w:p>
             <w:r>
-              <w:t>填几遍弹几遍——3、5、10 对上了吗？</w:t>
+              <w:t>对作业：填 3、5、10，弹窗该弹几次？</w:t>
             </w:r>
           </w:p>
         </w:tc>
@@ -9728,7 +9728,7 @@
           </w:tcPr>
           <w:p>
             <w:r>
-              <w:t>现在你：抽人念一句「我最意外的一次」——猜错的那次最有价值 ｜ 现在你：抽人念一句「我最意外的一次」——猜错的那次最有价值</w:t>
+              <w:t>现在你：抽人念一句「我最意外的一次」——猜错的那次最有价值。没做作业的，用你备用卡上的三个数来念 ｜ 现在你：抽人念一句「我最意外的一次」——猜错的那次最有价值。没做作业的，用你备用卡上的三个数来念</w:t>
             </w:r>
           </w:p>
         </w:tc>
@@ -9738,7 +9738,7 @@
           </w:tcPr>
           <w:p>
             <w:r>
-              <w:t>对答案 3/5/10 全中 +2；抽人念最意外的一次</w:t>
+              <w:t>对答案：填3弹3次/填5弹5次/填10弹10次——弹的次数永远等于次数框填的数</w:t>
             </w:r>
           </w:p>
         </w:tc>
@@ -9750,7 +9750,7 @@
             <w:r>
               <w:t>【固定答案】</w:t>
               <w:br/>
-              <w:t>对答案：次数 3 弹 3 次 ｜ 5 弹 5 次 ｜ 10 弹 10 次——次数框填几，它干几遍，一块没多拖。三对全中 +2 分</w:t>
+              <w:t>答案：填 3 → 弹 3 次 ｜ 填 5 → 弹 5 次 ｜ 填 10 → 弹 10 次——弹的次数，永远等于次数框里填的那个数</w:t>
             </w:r>
           </w:p>
         </w:tc>
@@ -9760,7 +9760,7 @@
           </w:tcPr>
           <w:p>
             <w:r>
-              <w:t>没做作业的用备用卡弹窗次数念</w:t>
+              <w:t>没做作业的用备用卡上的三个数念</w:t>
             </w:r>
           </w:p>
         </w:tc>
@@ -9792,7 +9792,7 @@
           </w:tcPr>
           <w:p>
             <w:r>
-              <w:t>抢答：上次的「次数填死」，毛病在哪？</w:t>
+              <w:t>抢答：毛病出在哪？</w:t>
             </w:r>
           </w:p>
         </w:tc>
@@ -9906,7 +9906,7 @@
           </w:tcPr>
           <w:p>
             <w:r>
-              <w:t>图纸四行，抄下来就能拼</w:t>
+              <w:t>图纸四行——念一遍你就懂了</w:t>
             </w:r>
           </w:p>
         </w:tc>
@@ -9916,7 +9916,7 @@
           </w:tcPr>
           <w:p>
             <w:r>
-              <w:t>✍️ 记录册：四行抄在暂停点㉙旁边</w:t>
+              <w:t>✍️ 记录册：四行抄在暂停点㉙旁边，抄完抢答：转一圈是哪几行在重复？</w:t>
             </w:r>
           </w:p>
         </w:tc>
@@ -9937,6 +9937,8 @@
           <w:p>
             <w:r>
               <w:t>【固定答案】</w:t>
+              <w:br/>
+              <w:t>抢答参考：第 2、3 行在重复——第 3 行就是项目二的老熟人「岔路口」，只是多了一条「回到第 2 行」的回头路</w:t>
             </w:r>
           </w:p>
         </w:tc>
@@ -9978,7 +9980,7 @@
           </w:tcPr>
           <w:p>
             <w:r>
-              <w:t>✍️ 记录册「暂停点㉙」：我画的圈数＿＿ → 正确答案＿＿</w:t>
+              <w:t>✍️ 记录册「暂停点㉙」：我画的圈数＿＿ → 对答案</w:t>
             </w:r>
           </w:p>
         </w:tc>
@@ -9999,6 +10001,8 @@
           <w:p>
             <w:r>
               <w:t>【固定答案】</w:t>
+              <w:br/>
+              <w:t>答案：5 道——存钱罐从 0 开始，每圈加 100：100→200→300→400→500。第 5 圈一查：满了！跳出循环，弹「攒够了」</w:t>
             </w:r>
           </w:p>
         </w:tc>
@@ -10124,7 +10128,7 @@
             <w:r>
               <w:t>【固定答案】</w:t>
               <w:br/>
-              <w:t>① 弹「攒够了！」＝ 5 圈：0→100→…→500，第 5 圈判断成立跳出——对上了 ◆ ② 只转 1 圈就停：判断写反了——「够了才转」改成「没够就转」 ◆ ③ 转个不停：判断块掉在肚子外——按住「停止」按钮，把它拖回肚子里再跑</w:t>
+              <w:t>① 弹了「攒够了」，转了 5 圈：和答案对上——存钱罐毕业，收工 ◆ ② 只转 1 圈就停了：判断的条件写反了——把「够 500 才转」改成「没到 500 就转」 ◆ ③ 转个不停、弹窗狂跳：判断块掉在循环肚子外面了——点「停止」让它停下，把判断块拖回肚子里，再跑</w:t>
             </w:r>
           </w:p>
         </w:tc>
@@ -10156,7 +10160,7 @@
           </w:tcPr>
           <w:p>
             <w:r>
-              <w:t>加个输入块：「下个月存多少?」</w:t>
+              <w:t>加个输入块：「这个月存多少?」</w:t>
             </w:r>
           </w:p>
         </w:tc>
@@ -10166,7 +10170,7 @@
           </w:tcPr>
           <w:p>
             <w:r>
-              <w:t>现在你：先猜几圈、再跑验证——猜中举手 ｜ 现在你：先猜几圈、再跑验证——猜中举手 ｜ ✍️ 记录册㉚下面补一行：输入 200 我猜＿圈／实际＿圈</w:t>
+              <w:t>现在你：先猜再跑——答 200 会转几圈？猜完输入 200 验证，结果写在㉚下面那行 ｜ 现在你：先猜再跑——答 200 会转几圈？猜完输入 200 验证，结果写在㉚下面那行 ｜ ✍️ 记录册㉚下面补一行：输入 200 我猜＿圈／实际＿圈</w:t>
             </w:r>
           </w:p>
         </w:tc>
@@ -10187,6 +10191,8 @@
           <w:p>
             <w:r>
               <w:t>【固定答案】</w:t>
+              <w:br/>
+              <w:t>参考：答 200 → 0→200→400→600：第 3 圈一查，超过 500 了 → 弹「攒够了」。判断只看「够没够」，多出来的不算错</w:t>
             </w:r>
           </w:p>
         </w:tc>
@@ -10228,7 +10234,7 @@
           </w:tcPr>
           <w:p>
             <w:r>
-              <w:t>✍️ 记录册「暂停点㉛」：三句抄下，各配一个今天的真机例子（转的圈数／弹「攒够了」／死循环救援都行）</w:t>
+              <w:t>✍️ 记录册「暂停点㉛」：三句抄下，各配一个今天屏幕上真出现过的例子（转的圈数／弹的「攒够了」／死循环救援都行）</w:t>
             </w:r>
           </w:p>
         </w:tc>
@@ -10354,7 +10360,7 @@
           </w:tcPr>
           <w:p>
             <w:r>
-              <w:t>现在你：保存 cunQiGuan-你的学号 → 举手登记「第三件上架」 ｜ 现在你：保存 cu</w:t>
+              <w:t>现在你：保存 cunQiGuan-你的学号 → 举手登记「第三件上架」（没保存＝没跑通） ｜ 现在你：保存 cu</w:t>
             </w:r>
           </w:p>
         </w:tc>
@@ -10416,7 +10422,7 @@
           </w:tcPr>
           <w:p>
             <w:r>
-              <w:t>✍️ 记录册「大任务」页：价目、两句话、四行图纸、签字</w:t>
+              <w:t>✍️ 记录册「大任务」页：价目、两句、四行图纸、签字</w:t>
             </w:r>
           </w:p>
         </w:tc>
@@ -10438,7 +10444,7 @@
             <w:r>
               <w:t>【开放·言之有理即可】</w:t>
               <w:br/>
-              <w:t>参考答案（备查）：打印店单面 0.3 元/张——「打几张?」答 200 → 60 元：满 50 → 弹「该收手了」</w:t>
+              <w:t>参考（换上你抄的价目就行）：打印店单面 0.3 元/张——问「打几张?」答 200 → 总价 60 元 → 满 50 → 弹「该收手了」</w:t>
             </w:r>
           </w:p>
         </w:tc>
